--- a/example_articles/states/Wisconsin/1.states_Wisconsin_New_York_Times.docx
+++ b/example_articles/states/Wisconsin/1.states_Wisconsin_New_York_Times.docx
@@ -29,17 +29,17 @@
     </w:p>
     <w:p>
       <w:r>
-        <w:t>Source File: NYT/44.DOCX</w:t>
+        <w:t>Source file: NYT/44.DOCX</w:t>
       </w:r>
     </w:p>
     <w:p>
       <w:r>
-        <w:t>Raw locations result: ['Wisconsin']</w:t>
+        <w:t>Raw locations result, 'locations': ['Wisconsin']</w:t>
       </w:r>
     </w:p>
     <w:p>
       <w:r>
-        <w:t>states_stand_flat (Standardized): Wisconsin</w:t>
+        <w:t>Standardized locations result, 'states_stand_flat': Wisconsin</w:t>
       </w:r>
     </w:p>
     <w:p>

--- a/example_articles/states/Wisconsin/1.states_Wisconsin_New_York_Times.docx
+++ b/example_articles/states/Wisconsin/1.states_Wisconsin_New_York_Times.docx
@@ -7,9 +7,9 @@
         <w:pStyle w:val="Heading1"/>
       </w:pPr>
       <w:r>
-        <w:t>SPECIAL OLYMPICS: ROBERT LIPSYTE;</w:t>
+        <w:t>THE 1992 CAMPAIGN: Wisconsin;</w:t>
         <w:br/>
-        <w:t>At Last, Harold Connolly Raises Both Arms</w:t>
+        <w:t>Wisconsin 'Snoozer' Stirring to Life</w:t>
       </w:r>
     </w:p>
     <w:p>
@@ -19,17 +19,17 @@
     </w:p>
     <w:p>
       <w:r>
-        <w:t>Date: 1991-12-13</w:t>
+        <w:t>Date: 1992-03-26</w:t>
       </w:r>
     </w:p>
     <w:p>
       <w:r>
-        <w:t>Section: Section B;; Section B; Page 21; Column 3; Sports Desk; Column 3;; Biography</w:t>
+        <w:t>Section: Section A;; Section A; Page 21; Column 1; National Desk; Column 1;</w:t>
       </w:r>
     </w:p>
     <w:p>
       <w:r>
-        <w:t>Source file: NYT/44.DOCX</w:t>
+        <w:t>Source file: NYT/50.DOCX</w:t>
       </w:r>
     </w:p>
     <w:p>
@@ -51,35 +51,61 @@
     </w:p>
     <w:p>
       <w:r>
-        <w:t>AT what should have been a supreme moment of his life, Harold Connolly was embarrassed. He was standing on the winner's platform at the 1956 Olympics in Melbourne. Photographers were screaming at him to raise his arms above his head in the traditional gesture of victory. They grumbled when he raised only his right arm. Harold was stubborn, cranky, uncooperative, they thought, which was true. He also didn't want the world to see his left arm, damaged at birth, a twisted, dysfunctional arm four inches shorter than the arm that had just flung the hammer to an Olympic record.</w:t>
+        <w:t>"Bill Clinton has been doing fine in Wisconsin," said Robert H. Friebert, one of the Arkansas Governor's main fund-raisers in this state, as the news of former Gov. Edmund G. Brown Jr.'s upset victory in Connecticut lit up television screens on Tuesday.</w:t>
         <w:br/>
-        <w:t>"The thought of being patronized made me sick," says Harold Connolly now. "I wanted to play by the rules, not rules adapted for me because I was disabled. My coming to the Special Olympics three years ago was strictly a quirk of fate, but now I think it was my calling all the time."</w:t>
+        <w:t>"But local campaigns always get swamped by the national results, and what Connecticut did is going to encourage the ABC people here -- the Anybody But Clinton gang. It isn't about Jerry Brown in the Oval Office.  It's about stopping Bill Clinton, but it could still be a serious problem."</w:t>
         <w:br/>
-        <w:t>Harold Connolly came to New York Wednesday on an educational mission: Sargent and Eunice Shriver, the founders and driving forces of the 23-year-old sports and training program for the mentally retarded, have taken exception to several columns about Ron Jones, a San Francisco recreation therapist and Special Olympics coach who has accused the organization of abandoning the most profoundly retarded in its quest for international expansion and major funding.</w:t>
+        <w:t>He is not alone in sounding the alarm for the front-runner.</w:t>
         <w:br/>
-        <w:t>Connolly and I had not seen each other in almost 25 years. The aloof, driven athlete, a master at psyching out rivals and snubbing the press, has become a friendly, thoughtful quasi-public man. He is 60 years old.</w:t>
+        <w:t>"There's only one avenue left for protest, and that's Jerry," said Bill Dixon, a Madison lawyer with extensive experience in Presidential campaigns. "Bill Clinton had better watch it. The $18-an-hour jobs are gone, the crime rates are going up and everyone hates the establishment."</w:t>
         <w:br/>
-        <w:t>"I think you have to be selfish to be a world-class athlete," he said. "For more than 20 years my life revolved around throwing the hammer. I think I'm a better person now. Certainly a better father. I've mellowed, matured. Some of it's this job."</w:t>
+        <w:t xml:space="preserve"> </w:t>
         <w:br/>
-        <w:t>Connolly is the director of United States Chapters Programs. He oversees the management of the Special Olympics American franchises. It is a very big business now. On this day, a former physical education teacher, Janet Riley, who bears the title, assistant executive director for operations, New York City, shepherded us to two Special Olympics projects in Manhattan.</w:t>
+        <w:t>Open Primary</w:t>
         <w:br/>
-        <w:t>At Coler Memorial Hospital, a long-term care facility on Roosevelt Island, we watched preternaturally cheerful recreation therapists wheel a dozen severely retarded children through a "baseball" game. According to Linda Dianto, Coler's director of activities, a training team from Special Olympics had inspired her staff by showing them that there could be sports activities even for those whose therapeutic scenarios might never end more dramatically than with a smile of recognition. The hospital will send a higher-functioning team, the Coler Cougars, to the Metro Special Olympics in May.</w:t>
+        <w:t xml:space="preserve"> Wisconsin, whose Presidential primary is one of the oldest in the country, votes on April 7, the same day as New York. Only a third as many delegates are at stake here, 82 against 244, but television ads are much cheaper, and there are other elements that could work in Mr. Brown's favor.</w:t>
         <w:br/>
-        <w:t>At Public School 158 on the Upper East Side, a "unified" volleyball team performed a practice for the visitors. This is a fairly new Special Olympics concept, mixing the mildly retarded with the mainstream. Special Ed kids are socialized, Regular Ed kids are sensitized. A Special Olympics grant got the program started, although the city runs and staffs it. Riley hopes to start unified programs within corporations, mixed teams of say, "normal" stockbrokers and retarded messengers.</w:t>
+        <w:t>For one thing, the primary is open, which means that Republicans who like the Californian's attacks on the political system can cross over and support him in the Democratic primary. Wisconsin also lacks several of the things that have proved central to Clinton successes elsewhere, like a sizable black or Hispanic population and a strong party structure.</w:t>
         <w:br/>
-        <w:t>Connolly speaks easily these days about Special Olympics's "mission" to lead the retarded from the dark corners of inattention and shame, to "maximize" their potential, "normalize" their lives and make them feel good about themselves. There are few other gold-medal winners who can bring to such rhetoric so compelling a personal story. It is not a story he has often shared.</w:t>
+        <w:t>Mr. Brown is "a bit more progressive in a state that invented progressivism, where Bill is sort of middle-of-the- road," said State Representative Stan Gruszynski, who is trying to make up his mind between Mr. Clinton and Mr. Brown. "People here care more about that than they do about giving their vote to the guy who's eventually going to be nominated."</w:t>
         <w:br/>
-        <w:t>Connolly was raised in working-class Brighton, outside Boston, and he remembers struggling to keep from being assigned to classes for the handicapped. In his senior year in high school, he managed to pass the football physical by keeping his crippled arm behind his back while a bored school doctor listened to his heart. Faced with the permission slip, the coach reluctantly allowed Harold to try out. He "went nuts" on the field, tackling everything that moved, often with his legs since his left arm didn't work. By the fourth game, he was a starter.</w:t>
+        <w:t>Although conservatism has taken hold in Wisconsin in recent years, the liberal, reformist tradition of Robert LaFollette retains an influence, particularly in Madison, the state capital.  When Mr. Brown talks about clean government and open politics, and when he rails against the nefarious influence of big money in Washington, he sounds not unlike LaFollette.</w:t>
         <w:br/>
-        <w:t>He was a mediocre shot-putter at Boston College until his senior year. Trying to hurry up track practice to get a ride home, he retrieved the hammers and threw them back. He threw them farther than the hammer throwers.</w:t>
+        <w:t xml:space="preserve"> </w:t>
         <w:br/>
-        <w:t>At the '56 Olympics, Harold met Olga Fikotova, the beautiful Czechoslovak gold medal discus thrower. It was a complicated international love story. They married, raised four children in California, divorced. Connolly later remarried, and had two more children with his present wife, Pat, a freelance track coach. After retiring from 30 years in the Santa Monica school system, Connolly answered an ad for Special Olympics.</w:t>
+        <w:t>Drawing Crowds</w:t>
         <w:br/>
-        <w:t>Connolly has been at Washington headquarters for three years now, and the job has made him think about himself. He can still see the look on the flight attendant's face 35 years ago as he tried, unsuccessfully, to get his carry-on bag up to the overhead bin. He was an Olympian with an arm that didn't work.</w:t>
+        <w:t xml:space="preserve"> Mr. Brown came into the state last week, in the words of Jonathan Sender, executive director of the Wisconsin Democratic party, "and knocked everyone's socks off." He drew several thousand students at a rally at the University of Wisconsin in Madison and another large crowd, perhaps 1,500, at a labor hall there.</w:t>
         <w:br/>
-        <w:t>"You could have been some disabled poster boy," I said. "What a role model."</w:t>
+        <w:t>So even before Tuesday's surprise in Connecticut, Mr. Brown had pulled within striking distance of Mr. Clinton, who has not visited the state this year. A Milwaukee Journal poll of 404 likely Democratic primary voters, published last Sunday, showed Mr. Clinton ahead, 49 percent to 35 percent, with a margin of sampling error of plus or minus five percentage points.</w:t>
         <w:br/>
-        <w:t>"I think about that," said Connolly. "But times were different, they didn't treat the disabled with dignity then. I couldn't stand to be treated differently. I wish I had been able to talk about my arm then. I guess I might have helped some people."</w:t>
+        <w:t>"The thing to be careful about," said Craig Gilbert, a political reporter for The Journal, "is Wisconsin's tradition of high turnouts -- 40 per cent of the voting-age population in 1988, highest in the country. That tends to help the candidates with broad appeal and hurt the ones with a hard core of activists. It could end up hurting Brown, or helping him."</w:t>
+        <w:br/>
+        <w:t>Wisconsin's primaries in the past have often generated considerable drama. In 1960, John F. Kennedy held off Hubert H. Humphrey here, even though Mr. Humphrey came from neighboring Minnesota, and established his national credentials. In 1976, Morris K. Udall came within a hair's breadth of beating Jimmy Carter and robbing him of momentum at a crucial moment. Four years ago, the Rev. Jesse Jackson drew big crowds at Serb Hall and elsewhere on Milwaukee's heavily blue-collar, central European South Side, raising vain hopes that he was putting together a biracial working-class coalition.</w:t>
+        <w:br/>
+        <w:t>A few days ago, as Mr. Gilbert said, this year's Wisconsin race had "looked like a snoozer." With the unemployment rate relatively low, at 5.1 per cent, the potential for an outpouring of protest had seemed slight.</w:t>
+        <w:br/>
+        <w:t>But Edward R. Garvey, the former California Governor's state campaign chairman, said Mr. Brown's victory in Connecticut had turned this into an "extremely important" state that Mr. Brown would contest strenuously, with a packed schedule Thursday and Friday in Kenosha, Racine, Milwaukee and Green Bay.</w:t>
+        <w:br/>
+        <w:t>"Connecticut said this race is not over," said Mr. Garvey, a former attorney for the National Football League players who has lost two races for the United States Senate. "Wisconsin can make the point indelibly."</w:t>
+        <w:br/>
+        <w:t>Mr. Clinton is coming here, too. He will speak to the State Assembly on Friday and will be back for a joint appearance with Mr. Brown at a Jefferson-Jackson dinner in Milwaukee three days before the primary.</w:t>
+        <w:br/>
+        <w:t>His campaign chairman, Herbert A. Loftus, a former speaker of the Assembly, promised that "Brown's issues will get the same intense scrutiny as Bill Clinton's have, and the first thing to crash and burn in Wisconsin will be Brown's tax plan." It calls for a flat 13 percent income tax rate, along with a 13 percent value-added tax, a kind of Federal sales tax.</w:t>
+        <w:br/>
+        <w:t xml:space="preserve"> </w:t>
+        <w:br/>
+        <w:t>Tax Proposals Criticized</w:t>
+        <w:br/>
+        <w:t xml:space="preserve"> A number of Wisconsin union leaders joined today in backing Mr. Clinton and blasting Mr. Brown's tax proposals. One of them, Candice Owley of the Federation of Nurses and Health Professionals, said the Californian's ideas on taxes were at least as regressive as the Bush Administration's.</w:t>
+        <w:br/>
+        <w:t>But other labor leaders support Mr. Brown, and Joseph Gruber, a vice president of the state A.F.L.-C.I.O., predicted "a rank-and-file mobilization" behind him, at least partly because of Mr. Clinton's record in Arkansas, which has a law barring closed union shops.</w:t>
+        <w:br/>
+        <w:t>As in many states, Mr. Brown has put together little in the way of an organization here. The Madison telephone number for the Brown effort, as listed by the Democratic National Committee, is in fact the home number of Doug Belknap, a psychologist who said he had never been involved in politics. An office was opened last week, he said, but it has no telephone yet.</w:t>
+        <w:br/>
+        <w:t>"I got involved with Jerry Brown because I think this campaign is psychotherapy on a national cultural scale," Mr. Belknap said.</w:t>
+        <w:br/>
+        <w:t>But for all the amateurism of his effort here, Mr. Brown is starting to assemble a coalition of union members who resent Mr. Clinton's support of a free trade zone with Mexico, because they fear it would lead to the export of their jobs; students and other liberals in Madison and elsewhere; environmentalists, who abound in this state of lush lakes and forests, and people who are frustrated with all incumbents and who like Mr. Brown because he is not from Washington and refuses to play politics by the usual rules.</w:t>
         <w:br/>
         <w:br/>
         <w:t>Graphic</w:t>
@@ -87,7 +113,20 @@
         <w:br/>
         <w:t xml:space="preserve"> </w:t>
         <w:br/>
-        <w:t>Photo: Harold Connolly, former Olympic hammer-throw champion, says it was a calling for him to work for the Special Olympics. (The New York Times, 1966)</w:t>
+        <w:t>Table: "Wisconsin Profile"</w:t>
+        <w:br/>
+        <w:br/>
+        <w:t>Democratic primary: April 7</w:t>
+        <w:br/>
+        <w:t>Delegates at stake: 82</w:t>
+        <w:br/>
+        <w:br/>
+        <w:t>All figures are for 1990 except where indicated. Wisconsin's population in 1990, excluding people living abroad, was 4,891,769 or 2 percent of the U.S. total. It ranks 16th among the states in population.</w:t>
+        <w:br/>
+        <w:t xml:space="preserve"> *People of Hispanic origin can be of any race.</w:t>
+        <w:br/>
+        <w:br/>
+        <w:t>(Sources: Census Bureau; The Almanac of American Politics, 1992; The World Almanac and Book of Facts, 1992; Bureau of Labor Statistics)</w:t>
       </w:r>
     </w:p>
     <w:sectPr>

--- a/example_articles/states/Wisconsin/1.states_Wisconsin_New_York_Times.docx
+++ b/example_articles/states/Wisconsin/1.states_Wisconsin_New_York_Times.docx
@@ -7,9 +7,7 @@
         <w:pStyle w:val="Heading1"/>
       </w:pPr>
       <w:r>
-        <w:t>THE 1992 CAMPAIGN: Wisconsin;</w:t>
-        <w:br/>
-        <w:t>Wisconsin 'Snoozer' Stirring to Life</w:t>
+        <w:t>Democrats Say Racism Is the Real Messaging in Republican Crime Ads</w:t>
       </w:r>
     </w:p>
     <w:p>
@@ -19,17 +17,17 @@
     </w:p>
     <w:p>
       <w:r>
-        <w:t>Date: 1992-03-26</w:t>
+        <w:t>Date: 2022-10-26</w:t>
       </w:r>
     </w:p>
     <w:p>
       <w:r>
-        <w:t>Section: Section A;; Section A; Page 21; Column 1; National Desk; Column 1;</w:t>
+        <w:t>Section: Section A; Column 0; National Desk; Pg. 19</w:t>
       </w:r>
     </w:p>
     <w:p>
       <w:r>
-        <w:t>Source file: NYT/50.DOCX</w:t>
+        <w:t>Source file: NYT/8.DOCX</w:t>
       </w:r>
     </w:p>
     <w:p>
@@ -51,61 +49,90 @@
     </w:p>
     <w:p>
       <w:r>
-        <w:t>"Bill Clinton has been doing fine in Wisconsin," said Robert H. Friebert, one of the Arkansas Governor's main fund-raisers in this state, as the news of former Gov. Edmund G. Brown Jr.'s upset victory in Connecticut lit up television screens on Tuesday.</w:t>
+        <w:t>Running ads portraying Black candidates as soft on crime -- or as ''different'' or ''dangerous'' -- Republicans have shed quiet defenses of such tactics for unabashed defiance.</w:t>
         <w:br/>
-        <w:t>"But local campaigns always get swamped by the national results, and what Connecticut did is going to encourage the ABC people here -- the Anybody But Clinton gang. It isn't about Jerry Brown in the Oval Office.  It's about stopping Bill Clinton, but it could still be a serious problem."</w:t>
+        <w:t xml:space="preserve">As Republicans seize on crime as one of their leading issues in the final weeks of the midterm elections, they have deployed a series of attack lines, terms and imagery that have injected race into contests across the country. </w:t>
         <w:br/>
-        <w:t>He is not alone in sounding the alarm for the front-runner.</w:t>
+        <w:t xml:space="preserve">  In states as disparate as Wisconsin and New Mexico, ads have labeled a Black candidate as ''different'' and ''dangerous'' and darkened a white man's hands as they portrayed him as a criminal.</w:t>
         <w:br/>
-        <w:t>"There's only one avenue left for protest, and that's Jerry," said Bill Dixon, a Madison lawyer with extensive experience in Presidential campaigns. "Bill Clinton had better watch it. The $18-an-hour jobs are gone, the crime rates are going up and everyone hates the establishment."</w:t>
+        <w:t xml:space="preserve">  Nowhere have these tactics risen to overtake the debate in a major campaign, but a survey of competitive contests, particularly those involving Black candidates, shows they are so widespread as to have become an important weapon in the 2022 Republican arsenal.</w:t>
         <w:br/>
-        <w:t xml:space="preserve"> </w:t>
+        <w:t xml:space="preserve">  In Wisconsin, where Lt. Gov. Mandela Barnes, who is Black, is the Democratic nominee for Senate, a National Republican Senatorial Committee ad targeting him ends by juxtaposing his face with those of three Democratic House members, all of them women of color, and the words ''different'' and ''dangerous.''</w:t>
         <w:br/>
-        <w:t>Open Primary</w:t>
+        <w:t xml:space="preserve">  In a mailer sent to several state House districts in New Mexico, the state Republican Party darkened the hands of a barber shown giving a white child a haircut, next to the question, ''Do you want a sex offender cutting your child's hair?''</w:t>
         <w:br/>
-        <w:t xml:space="preserve"> Wisconsin, whose Presidential primary is one of the oldest in the country, votes on April 7, the same day as New York. Only a third as many delegates are at stake here, 82 against 244, but television ads are much cheaper, and there are other elements that could work in Mr. Brown's favor.</w:t>
+        <w:t xml:space="preserve">  And in North Carolina, an ad against Cheri Beasley, the Democratic candidate for Senate, who is Black, features the anguished brother of a white state trooper killed a quarter-century ago by a Black man whom Ms. Beasley, then a public defender, represented in court. The brother incredulously says that Ms. Beasley, pleading for the killer's life, said ''he was actually a good person.''</w:t>
         <w:br/>
-        <w:t>For one thing, the primary is open, which means that Republicans who like the Californian's attacks on the political system can cross over and support him in the Democratic primary. Wisconsin also lacks several of the things that have proved central to Clinton successes elsewhere, like a sizable black or Hispanic population and a strong party structure.</w:t>
+        <w:t xml:space="preserve">  Appeals to white fears and resentments are an old strategy in American elections, etched into the country's political consciousness, with ads like George Bush's ad using the Black convict Willie Horton against Michael Dukakis in 1988, and Jesse Helms's 1990 commercial showing a white man's hands to denounce his Black opponent's support for ''quotas.''</w:t>
         <w:br/>
-        <w:t>Mr. Brown is "a bit more progressive in a state that invented progressivism, where Bill is sort of middle-of-the- road," said State Representative Stan Gruszynski, who is trying to make up his mind between Mr. Clinton and Mr. Brown. "People here care more about that than they do about giving their vote to the guy who's eventually going to be nominated."</w:t>
+        <w:t xml:space="preserve">  If the intervening decades saw such tactics become harder to defend, the rise of Donald J. Trump shattered taboos, as he spoke of ''rapist'' immigrants and ''shithole countries'' in Africa and the Caribbean. But while Republicans quietly stood by advertising that Democrats called racist in 2018, this year, they have responded with defiance, saying they see nothing untoward in their imagery and nothing to apologize for.</w:t>
         <w:br/>
-        <w:t>Although conservatism has taken hold in Wisconsin in recent years, the liberal, reformist tradition of Robert LaFollette retains an influence, particularly in Madison, the state capital.  When Mr. Brown talks about clean government and open politics, and when he rails against the nefarious influence of big money in Washington, he sounds not unlike LaFollette.</w:t>
+        <w:t xml:space="preserve">  ''This is stupid, but not surprising,'' said Chris Hartline, a spokesman for the Republican Senatorial Committee, whose ads in North Carolina and Wisconsin have prompted accusations of racism. ''We're using their own words and their own records. If they don't like it, they should invent a time machine, go back in time and not embrace dumb-ass ideas that voters are rejecting.''</w:t>
         <w:br/>
-        <w:t xml:space="preserve"> </w:t>
+        <w:t xml:space="preserve">  Amid pandemic-era crime increases, legitimate policy differences have emerged between the two parties over gun violence, easing access to bail and funding police budgets.</w:t>
         <w:br/>
-        <w:t>Drawing Crowds</w:t>
+        <w:t xml:space="preserve">  But some of the Republican arguments could scarcely be called serious policy critiques.</w:t>
         <w:br/>
-        <w:t xml:space="preserve"> Mr. Brown came into the state last week, in the words of Jonathan Sender, executive director of the Wisconsin Democratic party, "and knocked everyone's socks off." He drew several thousand students at a rally at the University of Wisconsin in Madison and another large crowd, perhaps 1,500, at a labor hall there.</w:t>
+        <w:t xml:space="preserve">  This month, a Republican senator, Tommy Tuberville of Alabama, said Democrats favored reparations ''for the people that do the crime,'' suggesting the movement to compensate the descendants of slavery was about paying criminals. And Representative Marjorie Taylor Greene, Republican of Georgia, made explicit reference to ''replacement theory,'' the racist notion that nonwhite, undocumented immigrants are ''replacing'' white Americans, saying, ''Joe Biden's five million illegal aliens are on the verge of replacing you.''</w:t>
         <w:br/>
-        <w:t>So even before Tuesday's surprise in Connecticut, Mr. Brown had pulled within striking distance of Mr. Clinton, who has not visited the state this year. A Milwaukee Journal poll of 404 likely Democratic primary voters, published last Sunday, showed Mr. Clinton ahead, 49 percent to 35 percent, with a margin of sampling error of plus or minus five percentage points.</w:t>
+        <w:t xml:space="preserve">  Such language, as well as ads portraying chaos by depicting Black rioters and Hispanic immigrants illegally racing across the border, have prompted Democrats and their allies to accuse Republicans of resorting to racist fear tactics.</w:t>
         <w:br/>
-        <w:t>"The thing to be careful about," said Craig Gilbert, a political reporter for The Journal, "is Wisconsin's tradition of high turnouts -- 40 per cent of the voting-age population in 1988, highest in the country. That tends to help the candidates with broad appeal and hurt the ones with a hard core of activists. It could end up hurting Brown, or helping him."</w:t>
+        <w:t xml:space="preserve">  ''I think that white people should be speaking out. I think that Black people should be speaking out,'' said Chris Larson, a Democratic state senator in Wisconsin who is white and has denounced Republican ads against Mr. Barnes. ''I think that all people should be speaking out when there is vile racism at work.''</w:t>
         <w:br/>
-        <w:t>Wisconsin's primaries in the past have often generated considerable drama. In 1960, John F. Kennedy held off Hubert H. Humphrey here, even though Mr. Humphrey came from neighboring Minnesota, and established his national credentials. In 1976, Morris K. Udall came within a hair's breadth of beating Jimmy Carter and robbing him of momentum at a crucial moment. Four years ago, the Rev. Jesse Jackson drew big crowds at Serb Hall and elsewhere on Milwaukee's heavily blue-collar, central European South Side, raising vain hopes that he was putting together a biracial working-class coalition.</w:t>
+        <w:t xml:space="preserve">  Democrats themselves are dealing with intraparty racial strife in Los Angeles caused by a leaked recording in which Latino leaders are heard using racist terms and disparaging words toward their Black constituents.</w:t>
         <w:br/>
-        <w:t>A few days ago, as Mr. Gilbert said, this year's Wisconsin race had "looked like a snoozer." With the unemployment rate relatively low, at 5.1 per cent, the potential for an outpouring of protest had seemed slight.</w:t>
+        <w:t xml:space="preserve">  But it is Republicans' nationwide focus on crime that is fueling many of the attacks that Democrats say cross a line into racism.</w:t>
         <w:br/>
-        <w:t>But Edward R. Garvey, the former California Governor's state campaign chairman, said Mr. Brown's victory in Connecticut had turned this into an "extremely important" state that Mr. Brown would contest strenuously, with a packed schedule Thursday and Friday in Kenosha, Racine, Milwaukee and Green Bay.</w:t>
+        <w:t xml:space="preserve">  The conservative group Club for Growth Action, backed by the billionaires Richard and Elizabeth Uihlein, Diane Hendricks and Jeff Yass, pointed with pride to the crime ads it has run against Ms. Beasley. ''Democrats across the country are getting called out for their soft-on-crime policies,'' said the group's president, former Representative David McIntosh. ''Now that their poor decisions have caught up with them, they're relying on the liberal media to call criticisms of their politically inconvenient record racist, and it won't work.''</w:t>
         <w:br/>
-        <w:t>"Connecticut said this race is not over," said Mr. Garvey, a former attorney for the National Football League players who has lost two races for the United States Senate. "Wisconsin can make the point indelibly."</w:t>
+        <w:t xml:space="preserve">  The 2022 midterms include the most diverse slate of Republican congressional candidates ever, competing against Democratic candidates who would add to the House's representatives of color and improve on the Senate's lack of diversity. But it is also the first cycle since Mr. Trump's presidency, when he set a sharply different tone for his party on race.</w:t>
         <w:br/>
-        <w:t>Mr. Clinton is coming here, too. He will speak to the State Assembly on Friday and will be back for a joint appearance with Mr. Brown at a Jefferson-Jackson dinner in Milwaukee three days before the primary.</w:t>
+        <w:t xml:space="preserve">  It was at a rally with Mr. Trump in Arizona this month that Mr. Tuberville and Ms. Greene made their incendiary comments. At another rally in Wilmington, N.C., late last month with a Senate Republican candidate, Representative Ted Budd, Mr. Trump told the audience that President Vladimir Putin of Russia had mentioned ''the N-word. You know what the N-word is?'' When the audience hooted, he corrected them, ''No, no, no, it's the nuclear word.''</w:t>
         <w:br/>
-        <w:t>His campaign chairman, Herbert A. Loftus, a former speaker of the Assembly, promised that "Brown's issues will get the same intense scrutiny as Bill Clinton's have, and the first thing to crash and burn in Wisconsin will be Brown's tax plan." It calls for a flat 13 percent income tax rate, along with a 13 percent value-added tax, a kind of Federal sales tax.</w:t>
+        <w:t xml:space="preserve">  Representative Alma Adams, Democrat of North Carolina, who is Black, said, ''Donald Trump is fueling this fire.''</w:t>
         <w:br/>
-        <w:t xml:space="preserve"> </w:t>
+        <w:t xml:space="preserve">  Still, a rise in violence recently has given openings to both parties.</w:t>
         <w:br/>
-        <w:t>Tax Proposals Criticized</w:t>
+        <w:t xml:space="preserve">  In North Florida, a flier distributed by a Democratic group depicts the face of a Black Republican, Corey Simon, who is challenging a white state senator, on what Republicans have called a shooting target and Democrats call a school easel, with bullets shown strewn underneath. The message was about gun control and school shootings, staples of Democratic campaigns, and identical mailers targeted two other Republican candidates, who are white and Latino.</w:t>
         <w:br/>
-        <w:t xml:space="preserve"> A number of Wisconsin union leaders joined today in backing Mr. Clinton and blasting Mr. Brown's tax proposals. One of them, Candice Owley of the Federation of Nurses and Health Professionals, said the Californian's ideas on taxes were at least as regressive as the Bush Administration's.</w:t>
+        <w:t xml:space="preserve">  Republicans say their attacks are capturing voters' anxieties, not feeding them. </w:t>
         <w:br/>
-        <w:t>But other labor leaders support Mr. Brown, and Joseph Gruber, a vice president of the state A.F.L.-C.I.O., predicted "a rank-and-file mobilization" behind him, at least partly because of Mr. Clinton's record in Arkansas, which has a law barring closed union shops.</w:t>
+        <w:t xml:space="preserve">  Defending Mr. Tuberville, a former football coach at Auburn University, Byron Donalds of Florida said crime had become a leading issue because of ''soft-on-crime policies and progressive prosecutors in liberal cities.'' Mr. Donalds, one of two Black Republicans in the House, added, ''As a coach and mentor to countless Black men, Tommy Tuberville has done more to advance Black lives than most people, especially in the Democratic Party.''</w:t>
         <w:br/>
-        <w:t>As in many states, Mr. Brown has put together little in the way of an organization here. The Madison telephone number for the Brown effort, as listed by the Democratic National Committee, is in fact the home number of Doug Belknap, a psychologist who said he had never been involved in politics. An office was opened last week, he said, but it has no telephone yet.</w:t>
+        <w:t xml:space="preserve">  Ms. Greene and Mr. Tuberville did not respond to requests for comment.</w:t>
         <w:br/>
-        <w:t>"I got involved with Jerry Brown because I think this campaign is psychotherapy on a national cultural scale," Mr. Belknap said.</w:t>
+        <w:t xml:space="preserve">  Then there is the Republican mailer in Wisconsin that clearly darkened the face of Mr. Barnes.</w:t>
         <w:br/>
-        <w:t>But for all the amateurism of his effort here, Mr. Brown is starting to assemble a coalition of union members who resent Mr. Clinton's support of a free trade zone with Mexico, because they fear it would lead to the export of their jobs; students and other liberals in Madison and elsewhere; environmentalists, who abound in this state of lush lakes and forests, and people who are frustrated with all incumbents and who like Mr. Brown because he is not from Washington and refuses to play politics by the usual rules.</w:t>
+        <w:t xml:space="preserve">  ''If you can't hear it when they pick up the bullhorn that used to be a dog whistle, you can see it with your own eyes,'' said Mr. Larson, the Wisconsin state senator.</w:t>
+        <w:br/>
+        <w:t xml:space="preserve">  The darkening of white hands in a stock photo of a barber on a Republican mailer in New Mexico prompted outrage there. The New Mexico Republican Party said that Democrats were trying to divert attention from their record on crime. A Republican leader in the state House of Representatives, Rod Montoya, told The Albuquerque Journal that the hands were darkened to make the fliers ''gloomy.''</w:t>
+        <w:br/>
+        <w:t xml:space="preserve">  Some liberal groups do seem intent on discerning racism in any message on crime. After Gov. Kim Reynolds of Iowa, who is white, ran an ad opening with a clip of Representative Cori Bush of Missouri, who is Black, calling for defunding the police, Iowa Democrats called it racist because Ms. Reynolds's Democratic challenger, Deidre DeJear, is also Black, and, as she has said, bears a resemblance to Ms. Bush.</w:t>
+        <w:br/>
+        <w:t xml:space="preserve">  Progressive groups say their concern is merited.</w:t>
+        <w:br/>
+        <w:t xml:space="preserve">  ''Crime in America has always, at least in modern times, been racially charged,'' said Christopher Scott, chief political officer at the liberal group Democracy for America. ''The ads aren't getting to policy points. They are images playing on their base's fears.''</w:t>
+        <w:br/>
+        <w:t xml:space="preserve">  But the policy differences between the two parties are real. Democrats have pushed for cashless bail, saying the current system that requires money to free a defendant before trial is unfair to poor people. Republicans say cash bail is meant to get criminals off the streets. Democrats have expressed solidarity with racial justice protesters and helped bail out some who were arrested after demonstrations over the murder of George Floyd turned destructive. Republicans have said those actions condoned and encouraged lawlessness.</w:t>
+        <w:br/>
+        <w:t xml:space="preserve">  Skin color is beside the point, said Jonathan Felts, a spokesman for Mr. Budd's campaign in North Carolina, as he defended the blitz of crime advertising against Ms. Beasley. One ad toggles between images of white children -- victims of brutal crimes -- and the face of Ms. Beasley, her expression haughty or bemused.</w:t>
+        <w:br/>
+        <w:t xml:space="preserve">  ''The images used in the ad match up to the victims of the criminals she went easy on,'' Mr. Felts said. ''Are you suggesting the ad makers should make up fake victims, or are you suggesting she shouldn't be held accountable for her judicial and legal record?''</w:t>
+        <w:br/>
+        <w:t xml:space="preserve">  In fact, the judicial and legal records portrayed in at least one of the ads have been determined to be distorted, at best. The first version of the Republican Senatorial Committee's ad, which portrayed child crime victims from different races, was pulled down by North Carolina television stations in June after they agreed that some of the assertions were false. In a later version, the committee made slight word changes to satisfy the channels but added a more overt racial contrast.</w:t>
+        <w:br/>
+        <w:t xml:space="preserve">  ''All communities are concerned about public safety,'' said State Representative Brandon Lofton, a Democratic Black lawmaker whose South Charlotte district is largely white. ''There is a way to talk about it that is truthful'' and does not cross racial lines, he said.</w:t>
+        <w:br/>
+        <w:t xml:space="preserve">  The campaigns themselves have steered clear of charging racism.</w:t>
+        <w:br/>
+        <w:t xml:space="preserve">  Dory MacMillan, a spokeswoman for Ms. Beasley, said, ''Our race remains a dead heat, despite Congressman Budd and his allies' spending millions of dollars to distort Cheri's record of public service.''</w:t>
+        <w:br/>
+        <w:t xml:space="preserve">  In Wisconsin, a spokeswoman for Mr. Barnes, Maddy McDaniel, similarly declined to go further than to say that ''the G.O.P.'s fear-mongering playbook failed them last cycle, and it will fail again.''</w:t>
+        <w:br/>
+        <w:t xml:space="preserve">  Mr. Barnes, for his part, seemed to make playful use of his portrayal in one of the Republican attack ads as ''different'' during his first debate with Senator Ron Johnson, the two-term incumbent. He was, indeed, different, Mr. Barnes said, ''We don't have enough working-class people in the United States Senate.''</w:t>
+        <w:br/>
+        <w:br/>
+        <w:t>https://www.nytimes.com/2022/10/25/us/politics/crime-ads-racism-republicans.html</w:t>
         <w:br/>
         <w:br/>
         <w:t>Graphic</w:t>
@@ -113,20 +140,9 @@
         <w:br/>
         <w:t xml:space="preserve"> </w:t>
         <w:br/>
-        <w:t>Table: "Wisconsin Profile"</w:t>
+        <w:t>PHOTOS: Recent ad campaigns have prompted Democrats and their allies to accuse Republicans of resorting to racist fear tactics with voters. (PHOTOGRAPHS BY CLUB FOR GROWTH ACTION, NATIONAL REPUBLICAN SENATORIAL COMMITTEE</w:t>
         <w:br/>
-        <w:br/>
-        <w:t>Democratic primary: April 7</w:t>
-        <w:br/>
-        <w:t>Delegates at stake: 82</w:t>
-        <w:br/>
-        <w:br/>
-        <w:t>All figures are for 1990 except where indicated. Wisconsin's population in 1990, excluding people living abroad, was 4,891,769 or 2 percent of the U.S. total. It ranks 16th among the states in population.</w:t>
-        <w:br/>
-        <w:t xml:space="preserve"> *People of Hispanic origin can be of any race.</w:t>
-        <w:br/>
-        <w:br/>
-        <w:t>(Sources: Census Bureau; The Almanac of American Politics, 1992; The World Almanac and Book of Facts, 1992; Bureau of Labor Statistics)</w:t>
+        <w:t xml:space="preserve"> CONGRESSIONAL LEADERSHIP FUND) This article appeared in print on page A19.</w:t>
       </w:r>
     </w:p>
     <w:sectPr>

--- a/example_articles/states/Wisconsin/1.states_Wisconsin_New_York_Times.docx
+++ b/example_articles/states/Wisconsin/1.states_Wisconsin_New_York_Times.docx
@@ -7,7 +7,7 @@
         <w:pStyle w:val="Heading1"/>
       </w:pPr>
       <w:r>
-        <w:t>Democrats Say Racism Is the Real Messaging in Republican Crime Ads</w:t>
+        <w:t>After Shock of 2016, Democrats Refocused Efforts on Rebuilding</w:t>
       </w:r>
     </w:p>
     <w:p>
@@ -17,17 +17,17 @@
     </w:p>
     <w:p>
       <w:r>
-        <w:t>Date: 2022-10-26</w:t>
+        <w:t>Date: 2020-11-04</w:t>
       </w:r>
     </w:p>
     <w:p>
       <w:r>
-        <w:t>Section: Section A; Column 0; National Desk; Pg. 19</w:t>
+        <w:t>Section: Section A; Column 0; National Desk; Pg. 20</w:t>
       </w:r>
     </w:p>
     <w:p>
       <w:r>
-        <w:t>Source file: NYT/8.DOCX</w:t>
+        <w:t>Source file: NYT/13.DOCX</w:t>
       </w:r>
     </w:p>
     <w:p>
@@ -49,90 +49,82 @@
     </w:p>
     <w:p>
       <w:r>
-        <w:t>Running ads portraying Black candidates as soft on crime -- or as ''different'' or ''dangerous'' -- Republicans have shed quiet defenses of such tactics for unabashed defiance.</w:t>
+        <w:t>Hillary Clinton's narrow loss refocused the party's efforts to reclaim support and power after years of Republican statehouse dominance.</w:t>
         <w:br/>
-        <w:t xml:space="preserve">As Republicans seize on crime as one of their leading issues in the final weeks of the midterm elections, they have deployed a series of attack lines, terms and imagery that have injected race into contests across the country. </w:t>
+        <w:t xml:space="preserve">MADISON, Wis. -- If there is a symbol of the Wisconsin Democratic comeback following the shock of President Trump's 2016 victory and nearly a decade of being beaten into submission by the Republican state legislature, it is Jill Karofsky. </w:t>
         <w:br/>
-        <w:t xml:space="preserve">  In states as disparate as Wisconsin and New Mexico, ads have labeled a Black candidate as ''different'' and ''dangerous'' and darkened a white man's hands as they portrayed him as a criminal.</w:t>
+        <w:t xml:space="preserve">  Ms. Karofsky stunned most of Wisconsin, and herself, when in April she won an 11-point victory in a race for a State Supreme Court seat, during an election the state's Republicans blocked its Democratic governor from delaying because of the coronavirus pandemic.</w:t>
         <w:br/>
-        <w:t xml:space="preserve">  Nowhere have these tactics risen to overtake the debate in a major campaign, but a survey of competitive contests, particularly those involving Black candidates, shows they are so widespread as to have become an important weapon in the 2022 Republican arsenal.</w:t>
+        <w:t xml:space="preserve">  ''I did not see a path for us to win,'' Justice Karofsky said during a six-mile run on Monday. But when the polls opened April 7, she said, ''I went for a run and I came home and I looked at my phone and I saw all those brave people voting in Milwaukee. And that's when I started to have a glimmer of hope.''</w:t>
         <w:br/>
-        <w:t xml:space="preserve">  In Wisconsin, where Lt. Gov. Mandela Barnes, who is Black, is the Democratic nominee for Senate, a National Republican Senatorial Committee ad targeting him ends by juxtaposing his face with those of three Democratic House members, all of them women of color, and the words ''different'' and ''dangerous.''</w:t>
+        <w:t xml:space="preserve">  For Wisconsin Democrats, hope has been something in short supply since 2010, when Republicans won control of the state's government and began to systematically dismantle a progressive political infrastructure built up over generations.</w:t>
         <w:br/>
-        <w:t xml:space="preserve">  In a mailer sent to several state House districts in New Mexico, the state Republican Party darkened the hands of a barber shown giving a white child a haircut, next to the question, ''Do you want a sex offender cutting your child's hair?''</w:t>
+        <w:t xml:space="preserve">  While Justice Karofsky's race was officially nonpartisan, her allies made the battle lines clear -- the contest was a referendum on Mr. Trump and Republican governance in the state. And her victory, with its surprise margin, provided an important psychological boost to a party beaten down by the state's dominant Republicans and still spooked by 2016, when Hillary Clinton, who never visited the state, lost Wisconsin by just 22,748 votes -- a margin seared into the memory of the state's top Democrats.</w:t>
         <w:br/>
-        <w:t xml:space="preserve">  And in North Carolina, an ad against Cheri Beasley, the Democratic candidate for Senate, who is Black, features the anguished brother of a white state trooper killed a quarter-century ago by a Black man whom Ms. Beasley, then a public defender, represented in court. The brother incredulously says that Ms. Beasley, pleading for the killer's life, said ''he was actually a good person.''</w:t>
+        <w:t xml:space="preserve">  Only in the final hours of the 2020 campaign, when more than half the state's voters had cast pre-Election Day ballots, did Wisconsin Democrats allow themselves to say out loud that they believed former Vice President Joseph R. Biden Jr. would carry the state by a healthy margin when counting was expected to be completed on Wednesday.</w:t>
         <w:br/>
-        <w:t xml:space="preserve">  Appeals to white fears and resentments are an old strategy in American elections, etched into the country's political consciousness, with ads like George Bush's ad using the Black convict Willie Horton against Michael Dukakis in 1988, and Jesse Helms's 1990 commercial showing a white man's hands to denounce his Black opponent's support for ''quotas.''</w:t>
+        <w:t xml:space="preserve">  It is a bullishness borne of the combination of high turnout in Madison and Milwaukee, signs they had won back some rural Democrats who voted for Mr. Trump in 2016, and the feeling that, since 2016, they have finally won more than they've lost. Democrats also believe that a recent statewide surge in coronavirus cases has helped refocus voters on the president's handling of the pandemic.</w:t>
         <w:br/>
-        <w:t xml:space="preserve">  If the intervening decades saw such tactics become harder to defend, the rise of Donald J. Trump shattered taboos, as he spoke of ''rapist'' immigrants and ''shithole countries'' in Africa and the Caribbean. But while Republicans quietly stood by advertising that Democrats called racist in 2018, this year, they have responded with defiance, saying they see nothing untoward in their imagery and nothing to apologize for.</w:t>
+        <w:t xml:space="preserve">  After Mrs. Clinton's loss in Wisconsin, Democrats here began organizing from the ground up. The Democratic National Committee and other liberal organizations began in 2017 to make investments in the state that the party neglected during the Obama years. In 2019, the Democratic Party of Wisconsin elected as its chairman Ben Wikler, a veteran Moveon.org organizer who in the last 18 months has raised record sums for the party, bringing in more than twice the funds as his Republican counterparts.</w:t>
         <w:br/>
-        <w:t xml:space="preserve">  ''This is stupid, but not surprising,'' said Chris Hartline, a spokesman for the Republican Senatorial Committee, whose ads in North Carolina and Wisconsin have prompted accusations of racism. ''We're using their own words and their own records. If they don't like it, they should invent a time machine, go back in time and not embrace dumb-ass ideas that voters are rejecting.''</w:t>
+        <w:t xml:space="preserve">  All this took place in the ashes of the devastating 2016 contest, when Democrats were certain of a victory, but disinclined to do much to make one happen.</w:t>
         <w:br/>
-        <w:t xml:space="preserve">  Amid pandemic-era crime increases, legitimate policy differences have emerged between the two parties over gun violence, easing access to bail and funding police budgets.</w:t>
+        <w:t xml:space="preserve">  During that campaign, Mandela Barnes, who would be elected lieutenant governor two years later, asked people to pose with him in photographs for Mrs. Clinton's Instagram page. ''People were like, 'Ehhh, I don't really know about that.''' Mr. Barnes said. ''I was like, 'We're friends!' But also, damn.''</w:t>
         <w:br/>
-        <w:t xml:space="preserve">  But some of the Republican arguments could scarcely be called serious policy critiques.</w:t>
+        <w:t xml:space="preserve">  But despite the new optimism, after so many searing defeats, there is a sense among voters that nothing is to be taken for granted.</w:t>
         <w:br/>
-        <w:t xml:space="preserve">  This month, a Republican senator, Tommy Tuberville of Alabama, said Democrats favored reparations ''for the people that do the crime,'' suggesting the movement to compensate the descendants of slavery was about paying criminals. And Representative Marjorie Taylor Greene, Republican of Georgia, made explicit reference to ''replacement theory,'' the racist notion that nonwhite, undocumented immigrants are ''replacing'' white Americans, saying, ''Joe Biden's five million illegal aliens are on the verge of replacing you.''</w:t>
+        <w:t xml:space="preserve">  ''For the past 10 years it's been like living with a boot on our necks,'' said Andy Olsen, a policy advocate for an environmental organization who spent Tuesday morning reminding voters at Madison's Monona Terrace to text three friends to remind them to vote, too. ''We kept getting knocked down and trying to get back up again. People are cautious about getting their hopes up too much.''</w:t>
         <w:br/>
-        <w:t xml:space="preserve">  Such language, as well as ads portraying chaos by depicting Black rioters and Hispanic immigrants illegally racing across the border, have prompted Democrats and their allies to accuse Republicans of resorting to racist fear tactics.</w:t>
+        <w:t xml:space="preserve">  Even before the April court election, there were already signs that the state's fragile Trump coalition was crumbling. Republican margins in the Milwaukee suburbs dropped precipitously during the 2018 midterm elections, while Democrats clawed back some of the voters Mr. Trump won in 2016, especially in the Fox Valley, a key battleground region of the state.</w:t>
         <w:br/>
-        <w:t xml:space="preserve">  ''I think that white people should be speaking out. I think that Black people should be speaking out,'' said Chris Larson, a Democratic state senator in Wisconsin who is white and has denounced Republican ads against Mr. Barnes. ''I think that all people should be speaking out when there is vile racism at work.''</w:t>
+        <w:t xml:space="preserve">  Without Mrs. Clinton as a foil, many of these voters began to judge Mr. Trump on his own and didn't like the results.</w:t>
         <w:br/>
-        <w:t xml:space="preserve">  Democrats themselves are dealing with intraparty racial strife in Los Angeles caused by a leaked recording in which Latino leaders are heard using racist terms and disparaging words toward their Black constituents.</w:t>
+        <w:t xml:space="preserve">  ''I voted for Trump four years ago out of default,'' said Ted Schartner, a plasterer from Green Bay who voted for Mr. Biden last Wednesday. ''I regretted it almost right away. I didn't like the way things were heading.''</w:t>
         <w:br/>
-        <w:t xml:space="preserve">  But it is Republicans' nationwide focus on crime that is fueling many of the attacks that Democrats say cross a line into racism.</w:t>
+        <w:t xml:space="preserve">  While voters were coming to terms with a Trump presidency, Wisconsin Democrats found themselves digging out of their collective nadir. Not only was it the first time since 1984 that a Republican had carried the state's electoral votes, but Democrats were locked out of state government, gerrymandered into a deep minority in the state legislature and facing a State Supreme Court controlled by conservative justices.</w:t>
         <w:br/>
-        <w:t xml:space="preserve">  The conservative group Club for Growth Action, backed by the billionaires Richard and Elizabeth Uihlein, Diane Hendricks and Jeff Yass, pointed with pride to the crime ads it has run against Ms. Beasley. ''Democrats across the country are getting called out for their soft-on-crime policies,'' said the group's president, former Representative David McIntosh. ''Now that their poor decisions have caught up with them, they're relying on the liberal media to call criticisms of their politically inconvenient record racist, and it won't work.''</w:t>
+        <w:t xml:space="preserve">  By the time Mr. Trump won the White House, Wisconsinites had already gotten used to the constant partisan warfare that would define his administration.</w:t>
         <w:br/>
-        <w:t xml:space="preserve">  The 2022 midterms include the most diverse slate of Republican congressional candidates ever, competing against Democratic candidates who would add to the House's representatives of color and improve on the Senate's lack of diversity. But it is also the first cycle since Mr. Trump's presidency, when he set a sharply different tone for his party on race.</w:t>
+        <w:t xml:space="preserve">  ''You go to a gathering of friends and it turns into politics right away,'' said Roben Haggart, who has served as Minocqua's town clerk for 22 years. ''It always turns into an argument.''</w:t>
         <w:br/>
-        <w:t xml:space="preserve">  It was at a rally with Mr. Trump in Arizona this month that Mr. Tuberville and Ms. Greene made their incendiary comments. At another rally in Wilmington, N.C., late last month with a Senate Republican candidate, Representative Ted Budd, Mr. Trump told the audience that President Vladimir Putin of Russia had mentioned ''the N-word. You know what the N-word is?'' When the audience hooted, he corrected them, ''No, no, no, it's the nuclear word.''</w:t>
+        <w:t xml:space="preserve">  Mr. Trump's victory here led to talk that Wisconsin, with its large population of white working-class voters, had become a fixture of the Republican Electoral College map, out of reach for Democratic candidates.</w:t>
         <w:br/>
-        <w:t xml:space="preserve">  Representative Alma Adams, Democrat of North Carolina, who is Black, said, ''Donald Trump is fueling this fire.''</w:t>
+        <w:t xml:space="preserve">  The state's Democratic infrastructure was in shambles, but little by little voters began to turn against Mr. Trump. In January 2018, a Democrat won a special election to a rural State Senate district Mr. Trump had carried by 17 points. That fall, Democrats rode anger against Mr. Trump to a sweep of the statewide elections, ousting Scott Walker, a two-term governor who had crippled the state's public-sector labor unions.</w:t>
         <w:br/>
-        <w:t xml:space="preserve">  Still, a rise in violence recently has given openings to both parties.</w:t>
+        <w:t xml:space="preserve">  In June 2019, Wisconsin Democrats elected as their state chairman Mr. Wikler, who had moved his family into his childhood home in Madison. Mr. Wikler brought an organizing and fund-raising heft the state had never seen. The Democratic Party of Wisconsin has raised $58.7 million in the last two years, more than twice the haul for the state's Republicans.</w:t>
         <w:br/>
-        <w:t xml:space="preserve">  In North Florida, a flier distributed by a Democratic group depicts the face of a Black Republican, Corey Simon, who is challenging a white state senator, on what Republicans have called a shooting target and Democrats call a school easel, with bullets shown strewn underneath. The message was about gun control and school shootings, staples of Democratic campaigns, and identical mailers targeted two other Republican candidates, who are white and Latino.</w:t>
+        <w:t xml:space="preserve">  ''Trump's win, in a lot of ways, accelerated and pushed forward necessary change within our party,'' said Alex Lasry, a senior official for Milwaukee's pro basketball franchise who is weighing a run for the seat of Ron Johnson, a Republican senator, in 2022. ''Democrats realized we can't just sit on the sidelines in these off-year elections.''</w:t>
         <w:br/>
-        <w:t xml:space="preserve">  Republicans say their attacks are capturing voters' anxieties, not feeding them. </w:t>
+        <w:t xml:space="preserve">  Representative Mark Pocan, a Madison Democrat, said Mr. Biden's campaign and Mr. Wikler's leadership created a dramatically different political landscape than four years ago.</w:t>
         <w:br/>
-        <w:t xml:space="preserve">  Defending Mr. Tuberville, a former football coach at Auburn University, Byron Donalds of Florida said crime had become a leading issue because of ''soft-on-crime policies and progressive prosecutors in liberal cities.'' Mr. Donalds, one of two Black Republicans in the House, added, ''As a coach and mentor to countless Black men, Tommy Tuberville has done more to advance Black lives than most people, especially in the Democratic Party.''</w:t>
+        <w:t xml:space="preserve">  ''The Biden campaign is 180 degrees different than what we had four years ago,'' Mr. Pocan said. One important difference: Mr. Biden has visited Wisconsin three times since the primary. ''The candidate never came post-primary four years ago, we had no resources specifically for Wisconsin -- or very little resources.''</w:t>
         <w:br/>
-        <w:t xml:space="preserve">  Ms. Greene and Mr. Tuberville did not respond to requests for comment.</w:t>
+        <w:t xml:space="preserve">  The 2016 contest was marked by a drop in turnout among Black voters in Milwaukee, who are now a key part of Mr. Biden's hopes for a Wisconsin victory.</w:t>
         <w:br/>
-        <w:t xml:space="preserve">  Then there is the Republican mailer in Wisconsin that clearly darkened the face of Mr. Barnes.</w:t>
+        <w:t xml:space="preserve">  The Rev. Greg Lewis, the executive director of the Milwaukee Souls to the Polls effort, said the Black electorate in the city had changed, thanks in part to Mr. Trump's presidency. Since 2012, Mr. Lewis said, the money that was absent in 2016 is now flowing to community leaders for get-out-the-vote efforts, just as Black Milwaukeeans have become more engaged in removing Mr. Trump.</w:t>
         <w:br/>
-        <w:t xml:space="preserve">  ''If you can't hear it when they pick up the bullhorn that used to be a dog whistle, you can see it with your own eyes,'' said Mr. Larson, the Wisconsin state senator.</w:t>
+        <w:t xml:space="preserve">  ''These groups weren't active four years ago, because we didn't have funding or resources to do any of the things we're doing right now,'' Mr. Lewis said. ''I just think the Democratic Party didn't come into the community enough to energize and make sure that people were willing to do what needs to be done.''</w:t>
         <w:br/>
-        <w:t xml:space="preserve">  The darkening of white hands in a stock photo of a barber on a Republican mailer in New Mexico prompted outrage there. The New Mexico Republican Party said that Democrats were trying to divert attention from their record on crime. A Republican leader in the state House of Representatives, Rod Montoya, told The Albuquerque Journal that the hands were darkened to make the fliers ''gloomy.''</w:t>
+        <w:t xml:space="preserve">  By October, Wisconsin's coronavirus spike was among the worst in the country -- and by far the worst of any presidential battleground state. The president's approval rating on the pandemic in Wisconsin had fallen from 51 percent in March to just 40 percent, according to a Marquette Law School poll.</w:t>
         <w:br/>
-        <w:t xml:space="preserve">  Some liberal groups do seem intent on discerning racism in any message on crime. After Gov. Kim Reynolds of Iowa, who is white, ran an ad opening with a clip of Representative Cori Bush of Missouri, who is Black, calling for defunding the police, Iowa Democrats called it racist because Ms. Reynolds's Democratic challenger, Deidre DeJear, is also Black, and, as she has said, bears a resemblance to Ms. Bush.</w:t>
+        <w:t xml:space="preserve">  ''We've got people that are supposed to be leading the country that have just thrown up their hands and said, there's nothing we can do about this pandemic -- which is just demonstrably not true,'' said Kate Walton, an emergency room nurse in Madison who said she voted for Mr. Biden.</w:t>
         <w:br/>
-        <w:t xml:space="preserve">  Progressive groups say their concern is merited.</w:t>
+        <w:t xml:space="preserve">  One after another, Biden voters across the state in the last week said their votes were motivated primarily by a desire to oust Mr. Trump.</w:t>
         <w:br/>
-        <w:t xml:space="preserve">  ''Crime in America has always, at least in modern times, been racially charged,'' said Christopher Scott, chief political officer at the liberal group Democracy for America. ''The ads aren't getting to policy points. They are images playing on their base's fears.''</w:t>
+        <w:t xml:space="preserve">  ''I wouldn't vote for Trump for nothing, even if you paid me all the money he says he's worth,'' said Terri Konkol, a 58-year-old Milwaukeean who on Saturday voted for Mr. Biden from her wheelchair. She blamed the president for the virus's spread in the state. ''In our whole lifetimes have we ever had to wear masks?''</w:t>
         <w:br/>
-        <w:t xml:space="preserve">  But the policy differences between the two parties are real. Democrats have pushed for cashless bail, saying the current system that requires money to free a defendant before trial is unfair to poor people. Republicans say cash bail is meant to get criminals off the streets. Democrats have expressed solidarity with racial justice protesters and helped bail out some who were arrested after demonstrations over the murder of George Floyd turned destructive. Republicans have said those actions condoned and encouraged lawlessness.</w:t>
+        <w:t xml:space="preserve">  Rose Goeb, 62, a Milwaukee preschool teacher, voted early for Mr. Biden on one of the first days she could.</w:t>
         <w:br/>
-        <w:t xml:space="preserve">  Skin color is beside the point, said Jonathan Felts, a spokesman for Mr. Budd's campaign in North Carolina, as he defended the blitz of crime advertising against Ms. Beasley. One ad toggles between images of white children -- victims of brutal crimes -- and the face of Ms. Beasley, her expression haughty or bemused.</w:t>
+        <w:t xml:space="preserve">  Of Mr. Trump, she said, ''I made up my mind a long time ago that this man does not have the character or discipline to be president.''</w:t>
         <w:br/>
-        <w:t xml:space="preserve">  ''The images used in the ad match up to the victims of the criminals she went easy on,'' Mr. Felts said. ''Are you suggesting the ad makers should make up fake victims, or are you suggesting she shouldn't be held accountable for her judicial and legal record?''</w:t>
+        <w:t xml:space="preserve">  And on Tuesday in Madison, among a line of voters waiting to cast ballots when the polls opened at 7 a.m. was Helen Hawley, an artist who was inspired by Senator Bernie Sanders and a fierce desire to remove Mr. Trump.</w:t>
         <w:br/>
-        <w:t xml:space="preserve">  In fact, the judicial and legal records portrayed in at least one of the ads have been determined to be distorted, at best. The first version of the Republican Senatorial Committee's ad, which portrayed child crime victims from different races, was pulled down by North Carolina television stations in June after they agreed that some of the assertions were false. In a later version, the committee made slight word changes to satisfy the channels but added a more overt racial contrast.</w:t>
+        <w:t xml:space="preserve">  ''It's hard to be hopeful about anything right now,'' said Ms. Hawley, 40. ''But it's better to have hope than to not. Hope is just something I hold onto because it's a good idea.''</w:t>
         <w:br/>
-        <w:t xml:space="preserve">  ''All communities are concerned about public safety,'' said State Representative Brandon Lofton, a Democratic Black lawmaker whose South Charlotte district is largely white. ''There is a way to talk about it that is truthful'' and does not cross racial lines, he said.</w:t>
-        <w:br/>
-        <w:t xml:space="preserve">  The campaigns themselves have steered clear of charging racism.</w:t>
-        <w:br/>
-        <w:t xml:space="preserve">  Dory MacMillan, a spokeswoman for Ms. Beasley, said, ''Our race remains a dead heat, despite Congressman Budd and his allies' spending millions of dollars to distort Cheri's record of public service.''</w:t>
-        <w:br/>
-        <w:t xml:space="preserve">  In Wisconsin, a spokeswoman for Mr. Barnes, Maddy McDaniel, similarly declined to go further than to say that ''the G.O.P.'s fear-mongering playbook failed them last cycle, and it will fail again.''</w:t>
-        <w:br/>
-        <w:t xml:space="preserve">  Mr. Barnes, for his part, seemed to make playful use of his portrayal in one of the Republican attack ads as ''different'' during his first debate with Senator Ron Johnson, the two-term incumbent. He was, indeed, different, Mr. Barnes said, ''We don't have enough working-class people in the United States Senate.''</w:t>
+        <w:t xml:space="preserve">  Reid J. Epstein reported from Madison, Wis., and Astead W. Herndon from Milwaukee.</w:t>
         <w:br/>
         <w:br/>
-        <w:t>https://www.nytimes.com/2022/10/25/us/politics/crime-ads-racism-republicans.html</w:t>
+        <w:t>https://www.nytimes.com/2020/11/03/us/politics/wisconsin-elections-trump-biden.html</w:t>
         <w:br/>
         <w:br/>
         <w:t>Graphic</w:t>
@@ -140,9 +132,13 @@
         <w:br/>
         <w:t xml:space="preserve"> </w:t>
         <w:br/>
-        <w:t>PHOTOS: Recent ad campaigns have prompted Democrats and their allies to accuse Republicans of resorting to racist fear tactics with voters. (PHOTOGRAPHS BY CLUB FOR GROWTH ACTION, NATIONAL REPUBLICAN SENATORIAL COMMITTEE</w:t>
+        <w:t>PHOTOS: From top, election workers in Milwaukee tabulating mail-in and absentee ballots on Tuesday</w:t>
         <w:br/>
-        <w:t xml:space="preserve"> CONGRESSIONAL LEADERSHIP FUND) This article appeared in print on page A19.</w:t>
+        <w:t>voting in Madison</w:t>
+        <w:br/>
+        <w:t>Justice Jill Karofsky of the Wisconsin Supreme Court in Madison on Monday. Her surprise victory in an election in April was a sign of lagging Republican support in the state. (PHOTOGRAPHS BY CHANG W. LEE/THE NEW YORK TIMES</w:t>
+        <w:br/>
+        <w:t xml:space="preserve"> LAUREN JUSTICE FOR THE NEW YORK TIMES)</w:t>
       </w:r>
     </w:p>
     <w:sectPr>

--- a/example_articles/states/Wisconsin/1.states_Wisconsin_New_York_Times.docx
+++ b/example_articles/states/Wisconsin/1.states_Wisconsin_New_York_Times.docx
@@ -7,7 +7,7 @@
         <w:pStyle w:val="Heading1"/>
       </w:pPr>
       <w:r>
-        <w:t>After Shock of 2016, Democrats Refocused Efforts on Rebuilding</w:t>
+        <w:t>Democrats Say Racism Is the Real Messaging in Republican Crime Ads</w:t>
       </w:r>
     </w:p>
     <w:p>
@@ -17,17 +17,17 @@
     </w:p>
     <w:p>
       <w:r>
-        <w:t>Date: 2020-11-04</w:t>
+        <w:t>Date: 2022-10-26</w:t>
       </w:r>
     </w:p>
     <w:p>
       <w:r>
-        <w:t>Section: Section A; Column 0; National Desk; Pg. 20</w:t>
+        <w:t>Section: Section A; Column 0; National Desk; Pg. 19</w:t>
       </w:r>
     </w:p>
     <w:p>
       <w:r>
-        <w:t>Source file: NYT/13.DOCX</w:t>
+        <w:t>Source file: NYT/8.DOCX</w:t>
       </w:r>
     </w:p>
     <w:p>
@@ -49,82 +49,90 @@
     </w:p>
     <w:p>
       <w:r>
-        <w:t>Hillary Clinton's narrow loss refocused the party's efforts to reclaim support and power after years of Republican statehouse dominance.</w:t>
+        <w:t>Running ads portraying Black candidates as soft on crime -- or as ''different'' or ''dangerous'' -- Republicans have shed quiet defenses of such tactics for unabashed defiance.</w:t>
         <w:br/>
-        <w:t xml:space="preserve">MADISON, Wis. -- If there is a symbol of the Wisconsin Democratic comeback following the shock of President Trump's 2016 victory and nearly a decade of being beaten into submission by the Republican state legislature, it is Jill Karofsky. </w:t>
+        <w:t xml:space="preserve">As Republicans seize on crime as one of their leading issues in the final weeks of the midterm elections, they have deployed a series of attack lines, terms and imagery that have injected race into contests across the country. </w:t>
         <w:br/>
-        <w:t xml:space="preserve">  Ms. Karofsky stunned most of Wisconsin, and herself, when in April she won an 11-point victory in a race for a State Supreme Court seat, during an election the state's Republicans blocked its Democratic governor from delaying because of the coronavirus pandemic.</w:t>
+        <w:t xml:space="preserve">  In states as disparate as Wisconsin and New Mexico, ads have labeled a Black candidate as ''different'' and ''dangerous'' and darkened a white man's hands as they portrayed him as a criminal.</w:t>
         <w:br/>
-        <w:t xml:space="preserve">  ''I did not see a path for us to win,'' Justice Karofsky said during a six-mile run on Monday. But when the polls opened April 7, she said, ''I went for a run and I came home and I looked at my phone and I saw all those brave people voting in Milwaukee. And that's when I started to have a glimmer of hope.''</w:t>
+        <w:t xml:space="preserve">  Nowhere have these tactics risen to overtake the debate in a major campaign, but a survey of competitive contests, particularly those involving Black candidates, shows they are so widespread as to have become an important weapon in the 2022 Republican arsenal.</w:t>
         <w:br/>
-        <w:t xml:space="preserve">  For Wisconsin Democrats, hope has been something in short supply since 2010, when Republicans won control of the state's government and began to systematically dismantle a progressive political infrastructure built up over generations.</w:t>
+        <w:t xml:space="preserve">  In Wisconsin, where Lt. Gov. Mandela Barnes, who is Black, is the Democratic nominee for Senate, a National Republican Senatorial Committee ad targeting him ends by juxtaposing his face with those of three Democratic House members, all of them women of color, and the words ''different'' and ''dangerous.''</w:t>
         <w:br/>
-        <w:t xml:space="preserve">  While Justice Karofsky's race was officially nonpartisan, her allies made the battle lines clear -- the contest was a referendum on Mr. Trump and Republican governance in the state. And her victory, with its surprise margin, provided an important psychological boost to a party beaten down by the state's dominant Republicans and still spooked by 2016, when Hillary Clinton, who never visited the state, lost Wisconsin by just 22,748 votes -- a margin seared into the memory of the state's top Democrats.</w:t>
+        <w:t xml:space="preserve">  In a mailer sent to several state House districts in New Mexico, the state Republican Party darkened the hands of a barber shown giving a white child a haircut, next to the question, ''Do you want a sex offender cutting your child's hair?''</w:t>
         <w:br/>
-        <w:t xml:space="preserve">  Only in the final hours of the 2020 campaign, when more than half the state's voters had cast pre-Election Day ballots, did Wisconsin Democrats allow themselves to say out loud that they believed former Vice President Joseph R. Biden Jr. would carry the state by a healthy margin when counting was expected to be completed on Wednesday.</w:t>
+        <w:t xml:space="preserve">  And in North Carolina, an ad against Cheri Beasley, the Democratic candidate for Senate, who is Black, features the anguished brother of a white state trooper killed a quarter-century ago by a Black man whom Ms. Beasley, then a public defender, represented in court. The brother incredulously says that Ms. Beasley, pleading for the killer's life, said ''he was actually a good person.''</w:t>
         <w:br/>
-        <w:t xml:space="preserve">  It is a bullishness borne of the combination of high turnout in Madison and Milwaukee, signs they had won back some rural Democrats who voted for Mr. Trump in 2016, and the feeling that, since 2016, they have finally won more than they've lost. Democrats also believe that a recent statewide surge in coronavirus cases has helped refocus voters on the president's handling of the pandemic.</w:t>
+        <w:t xml:space="preserve">  Appeals to white fears and resentments are an old strategy in American elections, etched into the country's political consciousness, with ads like George Bush's ad using the Black convict Willie Horton against Michael Dukakis in 1988, and Jesse Helms's 1990 commercial showing a white man's hands to denounce his Black opponent's support for ''quotas.''</w:t>
         <w:br/>
-        <w:t xml:space="preserve">  After Mrs. Clinton's loss in Wisconsin, Democrats here began organizing from the ground up. The Democratic National Committee and other liberal organizations began in 2017 to make investments in the state that the party neglected during the Obama years. In 2019, the Democratic Party of Wisconsin elected as its chairman Ben Wikler, a veteran Moveon.org organizer who in the last 18 months has raised record sums for the party, bringing in more than twice the funds as his Republican counterparts.</w:t>
+        <w:t xml:space="preserve">  If the intervening decades saw such tactics become harder to defend, the rise of Donald J. Trump shattered taboos, as he spoke of ''rapist'' immigrants and ''shithole countries'' in Africa and the Caribbean. But while Republicans quietly stood by advertising that Democrats called racist in 2018, this year, they have responded with defiance, saying they see nothing untoward in their imagery and nothing to apologize for.</w:t>
         <w:br/>
-        <w:t xml:space="preserve">  All this took place in the ashes of the devastating 2016 contest, when Democrats were certain of a victory, but disinclined to do much to make one happen.</w:t>
+        <w:t xml:space="preserve">  ''This is stupid, but not surprising,'' said Chris Hartline, a spokesman for the Republican Senatorial Committee, whose ads in North Carolina and Wisconsin have prompted accusations of racism. ''We're using their own words and their own records. If they don't like it, they should invent a time machine, go back in time and not embrace dumb-ass ideas that voters are rejecting.''</w:t>
         <w:br/>
-        <w:t xml:space="preserve">  During that campaign, Mandela Barnes, who would be elected lieutenant governor two years later, asked people to pose with him in photographs for Mrs. Clinton's Instagram page. ''People were like, 'Ehhh, I don't really know about that.''' Mr. Barnes said. ''I was like, 'We're friends!' But also, damn.''</w:t>
+        <w:t xml:space="preserve">  Amid pandemic-era crime increases, legitimate policy differences have emerged between the two parties over gun violence, easing access to bail and funding police budgets.</w:t>
         <w:br/>
-        <w:t xml:space="preserve">  But despite the new optimism, after so many searing defeats, there is a sense among voters that nothing is to be taken for granted.</w:t>
+        <w:t xml:space="preserve">  But some of the Republican arguments could scarcely be called serious policy critiques.</w:t>
         <w:br/>
-        <w:t xml:space="preserve">  ''For the past 10 years it's been like living with a boot on our necks,'' said Andy Olsen, a policy advocate for an environmental organization who spent Tuesday morning reminding voters at Madison's Monona Terrace to text three friends to remind them to vote, too. ''We kept getting knocked down and trying to get back up again. People are cautious about getting their hopes up too much.''</w:t>
+        <w:t xml:space="preserve">  This month, a Republican senator, Tommy Tuberville of Alabama, said Democrats favored reparations ''for the people that do the crime,'' suggesting the movement to compensate the descendants of slavery was about paying criminals. And Representative Marjorie Taylor Greene, Republican of Georgia, made explicit reference to ''replacement theory,'' the racist notion that nonwhite, undocumented immigrants are ''replacing'' white Americans, saying, ''Joe Biden's five million illegal aliens are on the verge of replacing you.''</w:t>
         <w:br/>
-        <w:t xml:space="preserve">  Even before the April court election, there were already signs that the state's fragile Trump coalition was crumbling. Republican margins in the Milwaukee suburbs dropped precipitously during the 2018 midterm elections, while Democrats clawed back some of the voters Mr. Trump won in 2016, especially in the Fox Valley, a key battleground region of the state.</w:t>
+        <w:t xml:space="preserve">  Such language, as well as ads portraying chaos by depicting Black rioters and Hispanic immigrants illegally racing across the border, have prompted Democrats and their allies to accuse Republicans of resorting to racist fear tactics.</w:t>
         <w:br/>
-        <w:t xml:space="preserve">  Without Mrs. Clinton as a foil, many of these voters began to judge Mr. Trump on his own and didn't like the results.</w:t>
+        <w:t xml:space="preserve">  ''I think that white people should be speaking out. I think that Black people should be speaking out,'' said Chris Larson, a Democratic state senator in Wisconsin who is white and has denounced Republican ads against Mr. Barnes. ''I think that all people should be speaking out when there is vile racism at work.''</w:t>
         <w:br/>
-        <w:t xml:space="preserve">  ''I voted for Trump four years ago out of default,'' said Ted Schartner, a plasterer from Green Bay who voted for Mr. Biden last Wednesday. ''I regretted it almost right away. I didn't like the way things were heading.''</w:t>
+        <w:t xml:space="preserve">  Democrats themselves are dealing with intraparty racial strife in Los Angeles caused by a leaked recording in which Latino leaders are heard using racist terms and disparaging words toward their Black constituents.</w:t>
         <w:br/>
-        <w:t xml:space="preserve">  While voters were coming to terms with a Trump presidency, Wisconsin Democrats found themselves digging out of their collective nadir. Not only was it the first time since 1984 that a Republican had carried the state's electoral votes, but Democrats were locked out of state government, gerrymandered into a deep minority in the state legislature and facing a State Supreme Court controlled by conservative justices.</w:t>
+        <w:t xml:space="preserve">  But it is Republicans' nationwide focus on crime that is fueling many of the attacks that Democrats say cross a line into racism.</w:t>
         <w:br/>
-        <w:t xml:space="preserve">  By the time Mr. Trump won the White House, Wisconsinites had already gotten used to the constant partisan warfare that would define his administration.</w:t>
+        <w:t xml:space="preserve">  The conservative group Club for Growth Action, backed by the billionaires Richard and Elizabeth Uihlein, Diane Hendricks and Jeff Yass, pointed with pride to the crime ads it has run against Ms. Beasley. ''Democrats across the country are getting called out for their soft-on-crime policies,'' said the group's president, former Representative David McIntosh. ''Now that their poor decisions have caught up with them, they're relying on the liberal media to call criticisms of their politically inconvenient record racist, and it won't work.''</w:t>
         <w:br/>
-        <w:t xml:space="preserve">  ''You go to a gathering of friends and it turns into politics right away,'' said Roben Haggart, who has served as Minocqua's town clerk for 22 years. ''It always turns into an argument.''</w:t>
+        <w:t xml:space="preserve">  The 2022 midterms include the most diverse slate of Republican congressional candidates ever, competing against Democratic candidates who would add to the House's representatives of color and improve on the Senate's lack of diversity. But it is also the first cycle since Mr. Trump's presidency, when he set a sharply different tone for his party on race.</w:t>
         <w:br/>
-        <w:t xml:space="preserve">  Mr. Trump's victory here led to talk that Wisconsin, with its large population of white working-class voters, had become a fixture of the Republican Electoral College map, out of reach for Democratic candidates.</w:t>
+        <w:t xml:space="preserve">  It was at a rally with Mr. Trump in Arizona this month that Mr. Tuberville and Ms. Greene made their incendiary comments. At another rally in Wilmington, N.C., late last month with a Senate Republican candidate, Representative Ted Budd, Mr. Trump told the audience that President Vladimir Putin of Russia had mentioned ''the N-word. You know what the N-word is?'' When the audience hooted, he corrected them, ''No, no, no, it's the nuclear word.''</w:t>
         <w:br/>
-        <w:t xml:space="preserve">  The state's Democratic infrastructure was in shambles, but little by little voters began to turn against Mr. Trump. In January 2018, a Democrat won a special election to a rural State Senate district Mr. Trump had carried by 17 points. That fall, Democrats rode anger against Mr. Trump to a sweep of the statewide elections, ousting Scott Walker, a two-term governor who had crippled the state's public-sector labor unions.</w:t>
+        <w:t xml:space="preserve">  Representative Alma Adams, Democrat of North Carolina, who is Black, said, ''Donald Trump is fueling this fire.''</w:t>
         <w:br/>
-        <w:t xml:space="preserve">  In June 2019, Wisconsin Democrats elected as their state chairman Mr. Wikler, who had moved his family into his childhood home in Madison. Mr. Wikler brought an organizing and fund-raising heft the state had never seen. The Democratic Party of Wisconsin has raised $58.7 million in the last two years, more than twice the haul for the state's Republicans.</w:t>
+        <w:t xml:space="preserve">  Still, a rise in violence recently has given openings to both parties.</w:t>
         <w:br/>
-        <w:t xml:space="preserve">  ''Trump's win, in a lot of ways, accelerated and pushed forward necessary change within our party,'' said Alex Lasry, a senior official for Milwaukee's pro basketball franchise who is weighing a run for the seat of Ron Johnson, a Republican senator, in 2022. ''Democrats realized we can't just sit on the sidelines in these off-year elections.''</w:t>
+        <w:t xml:space="preserve">  In North Florida, a flier distributed by a Democratic group depicts the face of a Black Republican, Corey Simon, who is challenging a white state senator, on what Republicans have called a shooting target and Democrats call a school easel, with bullets shown strewn underneath. The message was about gun control and school shootings, staples of Democratic campaigns, and identical mailers targeted two other Republican candidates, who are white and Latino.</w:t>
         <w:br/>
-        <w:t xml:space="preserve">  Representative Mark Pocan, a Madison Democrat, said Mr. Biden's campaign and Mr. Wikler's leadership created a dramatically different political landscape than four years ago.</w:t>
+        <w:t xml:space="preserve">  Republicans say their attacks are capturing voters' anxieties, not feeding them. </w:t>
         <w:br/>
-        <w:t xml:space="preserve">  ''The Biden campaign is 180 degrees different than what we had four years ago,'' Mr. Pocan said. One important difference: Mr. Biden has visited Wisconsin three times since the primary. ''The candidate never came post-primary four years ago, we had no resources specifically for Wisconsin -- or very little resources.''</w:t>
+        <w:t xml:space="preserve">  Defending Mr. Tuberville, a former football coach at Auburn University, Byron Donalds of Florida said crime had become a leading issue because of ''soft-on-crime policies and progressive prosecutors in liberal cities.'' Mr. Donalds, one of two Black Republicans in the House, added, ''As a coach and mentor to countless Black men, Tommy Tuberville has done more to advance Black lives than most people, especially in the Democratic Party.''</w:t>
         <w:br/>
-        <w:t xml:space="preserve">  The 2016 contest was marked by a drop in turnout among Black voters in Milwaukee, who are now a key part of Mr. Biden's hopes for a Wisconsin victory.</w:t>
+        <w:t xml:space="preserve">  Ms. Greene and Mr. Tuberville did not respond to requests for comment.</w:t>
         <w:br/>
-        <w:t xml:space="preserve">  The Rev. Greg Lewis, the executive director of the Milwaukee Souls to the Polls effort, said the Black electorate in the city had changed, thanks in part to Mr. Trump's presidency. Since 2012, Mr. Lewis said, the money that was absent in 2016 is now flowing to community leaders for get-out-the-vote efforts, just as Black Milwaukeeans have become more engaged in removing Mr. Trump.</w:t>
+        <w:t xml:space="preserve">  Then there is the Republican mailer in Wisconsin that clearly darkened the face of Mr. Barnes.</w:t>
         <w:br/>
-        <w:t xml:space="preserve">  ''These groups weren't active four years ago, because we didn't have funding or resources to do any of the things we're doing right now,'' Mr. Lewis said. ''I just think the Democratic Party didn't come into the community enough to energize and make sure that people were willing to do what needs to be done.''</w:t>
+        <w:t xml:space="preserve">  ''If you can't hear it when they pick up the bullhorn that used to be a dog whistle, you can see it with your own eyes,'' said Mr. Larson, the Wisconsin state senator.</w:t>
         <w:br/>
-        <w:t xml:space="preserve">  By October, Wisconsin's coronavirus spike was among the worst in the country -- and by far the worst of any presidential battleground state. The president's approval rating on the pandemic in Wisconsin had fallen from 51 percent in March to just 40 percent, according to a Marquette Law School poll.</w:t>
+        <w:t xml:space="preserve">  The darkening of white hands in a stock photo of a barber on a Republican mailer in New Mexico prompted outrage there. The New Mexico Republican Party said that Democrats were trying to divert attention from their record on crime. A Republican leader in the state House of Representatives, Rod Montoya, told The Albuquerque Journal that the hands were darkened to make the fliers ''gloomy.''</w:t>
         <w:br/>
-        <w:t xml:space="preserve">  ''We've got people that are supposed to be leading the country that have just thrown up their hands and said, there's nothing we can do about this pandemic -- which is just demonstrably not true,'' said Kate Walton, an emergency room nurse in Madison who said she voted for Mr. Biden.</w:t>
+        <w:t xml:space="preserve">  Some liberal groups do seem intent on discerning racism in any message on crime. After Gov. Kim Reynolds of Iowa, who is white, ran an ad opening with a clip of Representative Cori Bush of Missouri, who is Black, calling for defunding the police, Iowa Democrats called it racist because Ms. Reynolds's Democratic challenger, Deidre DeJear, is also Black, and, as she has said, bears a resemblance to Ms. Bush.</w:t>
         <w:br/>
-        <w:t xml:space="preserve">  One after another, Biden voters across the state in the last week said their votes were motivated primarily by a desire to oust Mr. Trump.</w:t>
+        <w:t xml:space="preserve">  Progressive groups say their concern is merited.</w:t>
         <w:br/>
-        <w:t xml:space="preserve">  ''I wouldn't vote for Trump for nothing, even if you paid me all the money he says he's worth,'' said Terri Konkol, a 58-year-old Milwaukeean who on Saturday voted for Mr. Biden from her wheelchair. She blamed the president for the virus's spread in the state. ''In our whole lifetimes have we ever had to wear masks?''</w:t>
+        <w:t xml:space="preserve">  ''Crime in America has always, at least in modern times, been racially charged,'' said Christopher Scott, chief political officer at the liberal group Democracy for America. ''The ads aren't getting to policy points. They are images playing on their base's fears.''</w:t>
         <w:br/>
-        <w:t xml:space="preserve">  Rose Goeb, 62, a Milwaukee preschool teacher, voted early for Mr. Biden on one of the first days she could.</w:t>
+        <w:t xml:space="preserve">  But the policy differences between the two parties are real. Democrats have pushed for cashless bail, saying the current system that requires money to free a defendant before trial is unfair to poor people. Republicans say cash bail is meant to get criminals off the streets. Democrats have expressed solidarity with racial justice protesters and helped bail out some who were arrested after demonstrations over the murder of George Floyd turned destructive. Republicans have said those actions condoned and encouraged lawlessness.</w:t>
         <w:br/>
-        <w:t xml:space="preserve">  Of Mr. Trump, she said, ''I made up my mind a long time ago that this man does not have the character or discipline to be president.''</w:t>
+        <w:t xml:space="preserve">  Skin color is beside the point, said Jonathan Felts, a spokesman for Mr. Budd's campaign in North Carolina, as he defended the blitz of crime advertising against Ms. Beasley. One ad toggles between images of white children -- victims of brutal crimes -- and the face of Ms. Beasley, her expression haughty or bemused.</w:t>
         <w:br/>
-        <w:t xml:space="preserve">  And on Tuesday in Madison, among a line of voters waiting to cast ballots when the polls opened at 7 a.m. was Helen Hawley, an artist who was inspired by Senator Bernie Sanders and a fierce desire to remove Mr. Trump.</w:t>
+        <w:t xml:space="preserve">  ''The images used in the ad match up to the victims of the criminals she went easy on,'' Mr. Felts said. ''Are you suggesting the ad makers should make up fake victims, or are you suggesting she shouldn't be held accountable for her judicial and legal record?''</w:t>
         <w:br/>
-        <w:t xml:space="preserve">  ''It's hard to be hopeful about anything right now,'' said Ms. Hawley, 40. ''But it's better to have hope than to not. Hope is just something I hold onto because it's a good idea.''</w:t>
+        <w:t xml:space="preserve">  In fact, the judicial and legal records portrayed in at least one of the ads have been determined to be distorted, at best. The first version of the Republican Senatorial Committee's ad, which portrayed child crime victims from different races, was pulled down by North Carolina television stations in June after they agreed that some of the assertions were false. In a later version, the committee made slight word changes to satisfy the channels but added a more overt racial contrast.</w:t>
         <w:br/>
-        <w:t xml:space="preserve">  Reid J. Epstein reported from Madison, Wis., and Astead W. Herndon from Milwaukee.</w:t>
+        <w:t xml:space="preserve">  ''All communities are concerned about public safety,'' said State Representative Brandon Lofton, a Democratic Black lawmaker whose South Charlotte district is largely white. ''There is a way to talk about it that is truthful'' and does not cross racial lines, he said.</w:t>
+        <w:br/>
+        <w:t xml:space="preserve">  The campaigns themselves have steered clear of charging racism.</w:t>
+        <w:br/>
+        <w:t xml:space="preserve">  Dory MacMillan, a spokeswoman for Ms. Beasley, said, ''Our race remains a dead heat, despite Congressman Budd and his allies' spending millions of dollars to distort Cheri's record of public service.''</w:t>
+        <w:br/>
+        <w:t xml:space="preserve">  In Wisconsin, a spokeswoman for Mr. Barnes, Maddy McDaniel, similarly declined to go further than to say that ''the G.O.P.'s fear-mongering playbook failed them last cycle, and it will fail again.''</w:t>
+        <w:br/>
+        <w:t xml:space="preserve">  Mr. Barnes, for his part, seemed to make playful use of his portrayal in one of the Republican attack ads as ''different'' during his first debate with Senator Ron Johnson, the two-term incumbent. He was, indeed, different, Mr. Barnes said, ''We don't have enough working-class people in the United States Senate.''</w:t>
         <w:br/>
         <w:br/>
-        <w:t>https://www.nytimes.com/2020/11/03/us/politics/wisconsin-elections-trump-biden.html</w:t>
+        <w:t>https://www.nytimes.com/2022/10/25/us/politics/crime-ads-racism-republicans.html</w:t>
         <w:br/>
         <w:br/>
         <w:t>Graphic</w:t>
@@ -132,13 +140,9 @@
         <w:br/>
         <w:t xml:space="preserve"> </w:t>
         <w:br/>
-        <w:t>PHOTOS: From top, election workers in Milwaukee tabulating mail-in and absentee ballots on Tuesday</w:t>
+        <w:t>PHOTOS: Recent ad campaigns have prompted Democrats and their allies to accuse Republicans of resorting to racist fear tactics with voters. (PHOTOGRAPHS BY CLUB FOR GROWTH ACTION, NATIONAL REPUBLICAN SENATORIAL COMMITTEE</w:t>
         <w:br/>
-        <w:t>voting in Madison</w:t>
-        <w:br/>
-        <w:t>Justice Jill Karofsky of the Wisconsin Supreme Court in Madison on Monday. Her surprise victory in an election in April was a sign of lagging Republican support in the state. (PHOTOGRAPHS BY CHANG W. LEE/THE NEW YORK TIMES</w:t>
-        <w:br/>
-        <w:t xml:space="preserve"> LAUREN JUSTICE FOR THE NEW YORK TIMES)</w:t>
+        <w:t xml:space="preserve"> CONGRESSIONAL LEADERSHIP FUND) This article appeared in print on page A19.</w:t>
       </w:r>
     </w:p>
     <w:sectPr>
